--- a/example_articles/race_ethnicity/Asian/3.race_ethnicity_Asian_New_York_Times.docx
+++ b/example_articles/race_ethnicity/Asian/3.race_ethnicity_Asian_New_York_Times.docx
@@ -34,12 +34,12 @@
     </w:p>
     <w:p>
       <w:r>
-        <w:t>Extracted race/ethnicity: Asian (Chinese)</w:t>
+        <w:t>Raw race_ethnicity result: Asian (Chinese)</w:t>
       </w:r>
     </w:p>
     <w:p>
       <w:r>
-        <w:t>Race/Ethnicity (Standardized): Asian</w:t>
+        <w:t>race_ethnicity_stand_flat (Standardized): Asian</w:t>
       </w:r>
     </w:p>
     <w:p>

--- a/example_articles/race_ethnicity/Asian/3.race_ethnicity_Asian_New_York_Times.docx
+++ b/example_articles/race_ethnicity/Asian/3.race_ethnicity_Asian_New_York_Times.docx
@@ -29,17 +29,17 @@
     </w:p>
     <w:p>
       <w:r>
-        <w:t>Source File: NYT/54.DOCX</w:t>
+        <w:t>Source file: NYT/54.DOCX</w:t>
       </w:r>
     </w:p>
     <w:p>
       <w:r>
-        <w:t>Raw race_ethnicity result: Asian (Chinese)</w:t>
+        <w:t>Raw race ethnicity result, 'race_ethnicity': Asian (Chinese)</w:t>
       </w:r>
     </w:p>
     <w:p>
       <w:r>
-        <w:t>race_ethnicity_stand_flat (Standardized): Asian</w:t>
+        <w:t>Standardized race ethnicity result, 'race_ethnicity_stand_flat': Asian</w:t>
       </w:r>
     </w:p>
     <w:p>

--- a/example_articles/race_ethnicity/Asian/3.race_ethnicity_Asian_New_York_Times.docx
+++ b/example_articles/race_ethnicity/Asian/3.race_ethnicity_Asian_New_York_Times.docx
@@ -7,9 +7,9 @@
         <w:pStyle w:val="Heading1"/>
       </w:pPr>
       <w:r>
-        <w:t>THEATER;</w:t>
+        <w:t>FILM;</w:t>
         <w:br/>
-        <w:t>A Voice of His Own: Albee's Epiphany at 30</w:t>
+        <w:t>In 'Bhaji on the Beach,' Feminism Meets the Diaspora</w:t>
       </w:r>
     </w:p>
     <w:p>
@@ -19,22 +19,22 @@
     </w:p>
     <w:p>
       <w:r>
-        <w:t>Date: 1999-07-25</w:t>
+        <w:t>Date: 1994-05-22</w:t>
       </w:r>
     </w:p>
     <w:p>
       <w:r>
-        <w:t>Section: Section 2;; Section 2; Page 5; Column 1; Arts and Leisure Desk; Column 1;</w:t>
+        <w:t>Section: Section 2; ; Section 2;  Page 29;  Column 3;  Arts &amp; Leisure Desk ; Column 3;</w:t>
       </w:r>
     </w:p>
     <w:p>
       <w:r>
-        <w:t>Source file: NYT/54.DOCX</w:t>
+        <w:t>Source file: NYT/43.DOCX</w:t>
       </w:r>
     </w:p>
     <w:p>
       <w:r>
-        <w:t>Raw race ethnicity result, 'race_ethnicity': Asian (Chinese)</w:t>
+        <w:t>Raw race ethnicity result, 'race_ethnicity': Asian</w:t>
       </w:r>
     </w:p>
     <w:p>
@@ -51,82 +51,29 @@
     </w:p>
     <w:p>
       <w:r>
-        <w:t>AT the beginning of 1958, as his 30th birthday approached, Edward Albee felt a sense of dissatisfaction bordering on desperation. Despite his incipient talent and his ambition, he had written nothing of consequence. Was he a writer or simply an observer, destined to play a secondary role in other people's lives? Increasingly, there was a feeling of emptiness and, perhaps, the idea that he would become another William Flanagan (his first mentor), a composer who never measured up to his potential. As Albee said several years later, he was "fed up with everything, including myself." He was also drinking far too much.</w:t>
+        <w:t>TWO YEARS AGO, GURINDER Chadha, a young Asian woman who lives in London, got financing for her first feature film, "Bhaji on the Beach." The signing took place at Barclay's Bank in London, where her father had been rejected for a job nearly 30 years earlier. Although he had worked for Barclay's in Kenya, she says, he was "laughed out of the Southall branch because he wore a turban and had a beard." The realization that she was now getting more than $1.5 million from the same branch came slowly. "I had to savor the moment," she said, "because 'Bhaji,' after all, is a documentation of me and my parents and our history."</w:t>
         <w:br/>
-        <w:t>In February, one month before his birthday, he sat down in a folding chair at a rickety table in his apartment at 238 West Fourth Street in Greenwich Village. Using a standard typewriter that he had "liberated" from Western Union, where he worked as a messenger, and he began to write a play on yellow copy paper, single space, filling the margins. Everything had led him to that moment. For the first time in his life, the writing seemed to flow from some inner need and conviction. He was to remember it as "sort of an explosion." The first lines came swiftly:</w:t>
+        <w:t>The film has become a sleeper hit since it was first shown last summer at a festival in Locarno, Switzerland. "Bhaji on the Beach," which opened on Wednesday at Film Forum, was also shown at New Directors/New Films in March. Writing in The New York Times, Janet Maslin said that Ms. Chadha handles the material "with impressive deftness and humor."</w:t>
         <w:br/>
-        <w:t>"I've been to the zoo. I said I've been to the zoo. Mister, I've been to the zoo!"</w:t>
+        <w:t>Written by Meera Syal from a story Ms. Chadha conceived with Ms. Syal, "Bhaji on the Beach" explores the discoveries that nine Asian women, spanning three generations, experience during one day. (Bhaji is a popular Indian snack food in Britain, similar to vegetable tempura.) The film traces the stories of Ginder, who has taken refuge from her abusive husband at a women's hostel, and Hashida, who finds she is pregnant by her black boyfriend. At the beach, the women learn one another's secrets, are insulted at a restaurant and, in one case, are taken shopping by a dapper Englishman.</w:t>
         <w:br/>
-        <w:t>And the words never stopped.</w:t>
+        <w:t>Although many members of the cast, especially Lalita Ahmed and Zohra Segal, were well known in Britain because of their careers on television, "Bhaji on the Beach" provided most of the Asian actresses with their first feature roles.</w:t>
         <w:br/>
-        <w:t>The title of the play was "The Zoo Story," and the character speaking was named Jerry: "A man in his later 30's, not poorly dressed, but carelessly. What was once a trim and lightly-muscled body has begun to go to fat; and while he is no longer handsome, it is evident that he once was. His fall from physical grace should not suggest debauchery; he has, to come closest to it, a great weariness."</w:t>
+        <w:t>During a recent visit to New York, Ms. Chadha, 34, described "Bhaji on the Beach" as "very much a British Asian film." The director grew up in Southall, a largely Punjabi neighborhood in West London, after her family moved from Kenya when she was 3. "I know the community so well," the director said. "I'm not afraid to show our weaknesses as well as our strengths."</w:t>
         <w:br/>
-        <w:t>The scene was Central Park on a Sunday afternoon in summer, and seated on a bench is a man named Peter: "A man in his 40's, neither fat nor gaunt, neither handsome nor homely. He wears tweeds, smokes a pipe, carries horn-rimmed glasses. Although he is moving into middle age, his dress and his manner would suggest a man younger."</w:t>
+        <w:t>Although she recognizes her debt to such British social-realist film makers as Tony Richardson and Ken Loach ("They always had these sassy, lippy, working-class girls dealing with problems like teen-age pregnancy and abortion"), she also included scenes reminiscent of Indian "Bollywood" movies, popular morality tales painted in lurid strokes.</w:t>
         <w:br/>
-        <w:t>As the one-act begins, Peter is reading a book. At first, when Jerry speaks, Peter does not notice him. Finally, Jerry gets his attention. He teases, taunts and threatens him. Peter gradually rises in self-defense. What follows is a blistering confrontation between opposites. For Jerry, life is a zoo, and people are at war, and finally he challenges Peter to fight him for possession of the bench.</w:t>
+        <w:t>" 'Bhaji' is also about subverting many expectations about women," said Ms. Chadha. One scene pokes gentle fun at feminism as Simi, the earnest leader of the group, tells her charges to "have a female fun time" on their outing. Within hours she is raging at the disintegrating group and wondering why she ever gave up smoking. (Ms. Chadha admits that the character is somewhat based on herself.) "I had a problem with the film being too womany womany. I thought people's immediate reactions would be, 'Oh, it's about Asian women; it's going to be really worthy.' With Simi's speech, they wouldn't think it was going to be 90 more minutes of male-bashing. Even though it was!"</w:t>
         <w:br/>
-        <w:t>It took Albee two and a half weeks to write "The Zoo Story." He made pencil revisions on the manuscript, then retyped it. The play was finished on March 10, two days before his birthday. Narrowly, he had beaten the self-imposed deadline. There were stops and starts, occasional second thoughts, but for the most part, the play was a clear outpouring. From first line to last, it flowed. As he said, "There was a click."</w:t>
+        <w:t>June Givanni, head of the African-Caribbean unit of the British Film Institute, said, "Exploding myths is what Gurinder gets a kick out of -- putting people in contexts where they're not usually seen, like in 'Bhaji' where she puts Asian women in a seaside holiday at Blackpool, which is almost a British institution."</w:t>
         <w:br/>
-        <w:t>The play was written with pitch-black humor and an odd air of abandon. Despite the undertones of symbolism, it seems like the most direct of confessionals, a report from the front line of urban life and death. Before "The Zoo Story," Albee had written hundreds of poems (some of them published in his school magazine), two novels and nine unproduced plays, two of them full-length, but for the first time as he wrote a play, he could see three-dimensional people and he could visualize the play onstage. Previous plays had been limited by a kind of artificiality. Albee said, "All these other plays are filled with sturm and drang and self-pity" and have a character who is "the Author Slightly Disguised." Those plays are juvenilia, and the person who wrote them "disappeared completely from the earth because I am no longer that person."</w:t>
+        <w:t>The film was financed by Channel 4's "Film on Four" series, which also produced "My Beautiful Laundrette," "The Crying Game" and "Four Weddings and a Funeral." It has played for four months to full houses in London, thanks to some unexpected publicity (the headline of an Asian paper in London denounced it as "Sultry, Sizzling Scenes of Sari-Clad Women on the Beach") and to a female grapevine. "People underestimate women's word-of-mouth," said the director. "Women will call up their mum or their sister and say, 'Wow, this film talks to me.' "</w:t>
         <w:br/>
-        <w:t>Years later, Albee went back and looked again at one of the early plays, "The Dispossessed." "I read it objectively," he said, "and it doesn't sound like me. It sounds like it was influenced by a great number of people, Salinger and others. The thing that happened with 'The Zoo Story' was that I suddenly discovered myself writing in my own voice. It was that simple. Between those two plays, that occurred."</w:t>
+        <w:t>MS. CHADHA CAME TO FILM making through journalism. She had been a BBC radio reporter before making her first film in 1989, a short documentary titled "I'm British but . . . " about third-generation Asian immigrants, and other short films about Asian life.</w:t>
         <w:br/>
-        <w:t>One definite change was that he discovered his sense of humor, or rather, found a way to use it onstage. In effect, he had written his first play. It was, he said, "my 30th-birthday present to myself." With that, his life changed. Edward Albee had become a playwright.</w:t>
+        <w:t>She will inevitably be compared to film makers like Hanif Kureishi, who wrote the screenplay for "My Beautiful Laundrette." But, David Aukin, who commissioned "Bhaji" for "Film on Four," said: "Gurinder has a distinctive voice, which is never predictable. This film could never have been conceived by anyone else."</w:t>
         <w:br/>
-        <w:t>Drawing on his life in New York and the people he met while delivering telegrams, he made an imaginative leap. Some people would naturally come to the conclusion that Jerry was based on Albee, or, to those who knew them both, on Flanagan. Physically, the character, as a once-handsome man going to seed, seemed closer to Flanagan. From Albee's point of view, both characters were based on himself. They were, he said, "the two Edwards, the one who lived back in Larchmont, and the one who lives in New York City," and by indirection the play was an attack on the life he led, and could have continued to lead, if he had not left home.</w:t>
-        <w:br/>
-        <w:t>The first person to read the play was Flanagan, who said: "There was no preparation for that sudden emergence of a full-blown talent. He arrived with nothing coming before. I was overpowered by it. It's as if he didn't exist creatively before he was 30." Asked what triggered the creativity, Flanagan said: "A sense of his own mindlessness, having reached a crisis in his sense of disinvolvement. He was vitiating his emotional resources. For a number of reasons related to his family, he was running into an area of personal turmoil."</w:t>
-        <w:br/>
-        <w:t>With Flanagan's help, Albee began sending the play around. In retrospect, it is astonishing how short-sighted the initial criticism was. Remembering Thornton Wilder's encouragement of him at the MacDowell Colony, and the older man's suggestion that he move from poetry to playwriting, Albee sent him a copy of the play. Wilder responded by saying he was "much impressed" by the play, that it had "many far-plunging insights." He offered his congratulations, and then he began to tear it apart: "I don't think it would play half as well as it reads -- the men -- the concrete men there -- would get in the way . . . The trouble is that your content is real, inner, and your own, and your form is tired old grandpa's." He added that the play had no style and no irony.</w:t>
-        <w:br/>
-        <w:t>Despite Wilder's dismissal, Albee continued to admire the older playwright's work. After diverse reactions from Aaron Copland, William Inge and others, Flanagan suggested that Albee send a copy to the composer David Diamond in Florence. Diamond was a close friend of Flanagan's as well as one of his teachers. But Albee had had the testiest of relationships with Diamond, and it was with trepidation that he sent him the play.</w:t>
-        <w:br/>
-        <w:t>The response came three weeks later. Diamond was unhesitating in his enthusiasm and ignored their past differences. For Albee, it was the equivalent of Ralph Waldo Emerson's letter to Walt Whitman, greeting him at the start of a brilliant career, and it came from a most unlikely and unexpected source.</w:t>
-        <w:br/>
-        <w:t>Diamond wrote, in part, "I want to congratulate you fully and respectfully for having written a very moving, disturbing and thoroughly ruthless expose of human conflicts and the pathetic inability of personal communication." It was, he said, "a stunning (and I mean it in the sense of the verb) accomplishment." Even more than admiring the play, Diamond was prepared to do something about getting it on, setting off a chain reaction that was to start Albee's career.</w:t>
-        <w:br/>
-        <w:t>At Diamond's suggestion, Albee sent the play to Pinkas Braun, a Swiss actor, director and translator, who responded quickly with an endorsement of "The Zoo Story" that equaled that of Diamond. "I was convinced," Braun said, "that, by David Diamond's kind offices, I had come across a theatrical masterpiece." Braun translated the play into German and, playing both roles, made a tape recording of it. He called Stefani Hunzinger, head of the drama department at the S. Fischer publishing company in Frankfurt, and played the tape for her over the telephone. Mrs. Hunzinger took the next step, calling Boleslaw Barlog, the director of the Schiller Theater in Berlin. After reading "The Zoo Story," he agreed to present the play in its world premiere on a double bill with Samuel Beckett's "Krapp's Last Tape."</w:t>
-        <w:br/>
-        <w:t>On Monday, Sept. 28, 1959, "Die Zoo-Geschichte" opened at the Werkstatt, the studio theater of the Schiller Theater. The play was performed in German, a language that was completely foreign to the author. Albee sat in a box, stage left at the front of the theater. He had seen the play at a dress rehearsal, but this was the first time he was seeing it with an audience; he spent most of the time looking at the audience rather than at the stage. As he said: "I was interested in what effect my play, through actors, was having on the audience. They were rapt, laughing when they were supposed to. The most amazing thing was that at the end of the play, when Jerry ran into the knife and Peter ran off and Jerry was left there dying, there was absolute silence for what struck me as a minute or so, though it could not have been more than a few seconds before thunderous applause started . . . During that absolute silence before they started applauding, I remember thinking, 'Oh-oh.' "</w:t>
-        <w:br/>
-        <w:t>Once the actors had taken their first bows, there was a call for the author, and in the European tradition he allowed himself to be brought out onstage. "I don't remember any cheers when I climbed up onstage," he said, "but there may have been. There was a lot of applause, and I took several bows, alone and with the actors and the director."</w:t>
-        <w:br/>
-        <w:t>After the opening night party, carried on a wave of euphoria, he went out to dinner with Stefani Hunzinger, Pinkas Braun and Braun's wife, Gisela, now all good friends. They drank champagne and ate oysters, followed by stewed pears covered with whipped cream, vanilla ice cream and crystallized violets. Then Albee went back to his pension, where, by himself, he could contemplate the evening and try to put it in perspective.</w:t>
-        <w:br/>
-        <w:t>Later he wrote: "I am on my balcony; there is a moon. From where I sit, I can see the shattered hulk of the Kaiser Wilhelm cathedral -- left standing, in ruins, in the center of the almost rebuilt city as a testimony to war. I am dizzily tired; I am dislocated, quite alone, homesick, and, I assume, very happy."</w:t>
-        <w:br/>
-        <w:t>The Berlin reviews, which appeared on Sept. 30, were quickly and awkwardly translated for Albee. It was the first time he had heard any professional critical comments about his work, and almost all of them were admiring. He quoted from them in a letter home, adding that the play was selling out at the box office and that there were offers to produce it at other cities in Germany.</w:t>
-        <w:br/>
-        <w:t>Looking back at the Berlin experience, he said: "A month before, I was delivering telegrams for Western Union, and there I was in Berlin with a very successful play in a language I didn't understand. I was no longer a Western Union messenger. I was a playwright. It was unnerving and bewildering." And there was a feeling of elation about what he referred to as "my own faintly idiotic but damn gratifying happy-making play-success."</w:t>
-        <w:br/>
-        <w:t>At this point, that success was only in Germany. Back in the United States, Edward Parone, acting as Albee's agent, was trying to arrange for a New York production. After several rejections, the play was staged, for one performance, as a workshop at the Actors Studio, the first time the play was presented in America before an audience. With scripts in hand and with a bench as scenery, Lou Antonio and Sheppard Strudwick acted out the play. As was customary, Studio members joined in a colloquy after the performance. Traditionally, these sessions were harshly critical, often leaving a wounded playwright. When "The Zoo Story" was over, there was a brief silence. Then people started to hedge and even to quarrel with the play, saying things like, "Well, you should do this" and "It doesn't go anywhere."</w:t>
-        <w:br/>
-        <w:t>Suddenly, Norman Mailer, a member of the Studio's playwrights unit, jumped up. Without a moment's hesitation, he cleared the air by saying, "That's the best one-act play I've ever seen."</w:t>
-        <w:br/>
-        <w:t>Eventually, Parone offered the play to Richard Barr, a Broadway producer who was now turning his sights Off Broadway. Barr recalled in his unpublished memoirs, "I began with my usual cynicism accorded to a new script by a new writer." By the time he finished reading it, he changed his mind and decided to produce it.</w:t>
-        <w:br/>
-        <w:t>On Jan. 14, 1960, the double bill of "The Zoo Story" and "Krapp's Last Tape" opened with George Maharis and William Daniels in the two roles. The plays were at the Provincetown Playhouse in the Village, the scene of Eugene O'Neill's early triumphs. After the performance, Barr, his partners, Albee and a few others went back to Barr's apartment. Reading the first, grudging reviews, Barr "immediately went into a deep slump and threatened again to quit the theater."</w:t>
-        <w:br/>
-        <w:t>THE next day he looked at the favorable reviews in the afternoon newspapers and was no longer despondent. Despite Albee's own opening-night feeling of the "deepest gloom," the "next morning dawned (as they will), and I found that the plays were a big fat hit."</w:t>
-        <w:br/>
-        <w:t>Just as John Osborne's "Look Back in Anger" had awakened a legion of new working-class playwrights in England, sweeping out the gentility of a theater bred on the tradition of Noel Coward and Terence Rattigan, "The Zoo Story" brought a new earthiness and immediacy to the American theatrical environment.</w:t>
-        <w:br/>
-        <w:t>Certainly Arthur Miller and Tennessee Williams had provoked their own theatrical revolution on Broadway. But with "The Zoo Story," Albee opened the doors even wider, making a direct connection with the disaffected and disenfranchised. On the basis of a single short play, running less than one hour, the playwright was heralded as a savior of the American theater.</w:t>
-        <w:br/>
-        <w:t xml:space="preserve"> </w:t>
-        <w:br/>
-        <w:t>Copyright © 1999 by Mel Gussow. Printed by permission of Simon &amp; Schuster.</w:t>
-        <w:br/>
-        <w:t xml:space="preserve"> </w:t>
-        <w:br/>
-        <w:t>When the University of Houston announced earlier this month that the British director Sir Peter Hall would be joining its theater faculty (occupying the chair of the late Jose Quintero), those who follow the career of the playwright Edward Albee would have made the connection. Mr. Albee has been teaching at the university for 10 years and, according to Sir Peter, who spoke recently by telephone from London, was a major persuader -- and persuasion -- for his joining the faculty at the School of Theater.</w:t>
-        <w:br/>
-        <w:t>Nearly 40 years ago, in September 1959, Mr. Albee's first play, "The Zoo Story," had its world premiere in Berlin. The one-act signaled a seismic shift in American theater and began the author's career, which would later bring him three Pulitzer Prizes for drama. When "The Zoo Story" arrived in New York in 1960, Off Broadway was alive with adventurous new works. The account of how the play was created has been adapted from the biography "Edward Albee: A Singular Journey" by Mel Gussow, a cultural writer for The New York Times. The book will be published next month by Simon &amp; Schuster.</w:t>
-        <w:br/>
-        <w:t>Also on the theater faculty at the University of Houston is the producer Stuart Ostrow, whose anecdotal memoir on the American musical, "A Producer's Broadway Journey," is being published this month by Praeger. Dedicated in part to his students, the book grew out of a seminar that Mr. Ostrow has taught entitled "The Broadway Musical Canon: Mid-Century to the Millennium." The excerpt has been adapted from the book.</w:t>
-        <w:br/>
-        <w:br/>
-        <w:t>http://www.nytimes.com</w:t>
+        <w:t>Ms. Chadha is currently working on a film about the early lives of Asians in Kenya who settle in Britain. Again the subject is identity and diaspora. "There's been a history of seeing difference, in terms of culture and race, as problematic," she said. "For me, difference is celebratory."</w:t>
         <w:br/>
         <w:br/>
         <w:t>Graphic</w:t>
@@ -134,7 +81,7 @@
         <w:br/>
         <w:t xml:space="preserve"> </w:t>
         <w:br/>
-        <w:t>Photos: Edward Albee in a 1961 portrait; about "The Zoo Story," he said, it was "my 30th-birthday present to myself." (Philippe Halsman, Halsman Estate); William Daniels, foreground, as Peter and George Maharis as Jerry, the original American cast of "The Zoo Story." (Howard Atlee Collection)(pg. 5); Uta Hagen on Broadway in 1963 in "Who's Afraid of Virginia Woolf?" by Edward Albee. (Photofest)(pg. 10)</w:t>
+        <w:t>Photos: Gurinder Chadha, the director of "Bhaji on the Beach" -- Is it male-bashing? (Fred R. Conrad/The New York Times); Peter Cellier and Lalita Ahmed in "Bhaji on the Beach" -- A film about, among other things, "subverting many expectations about women," the director says. (Film Forum)</w:t>
       </w:r>
     </w:p>
     <w:sectPr>

--- a/example_articles/race_ethnicity/Asian/3.race_ethnicity_Asian_New_York_Times.docx
+++ b/example_articles/race_ethnicity/Asian/3.race_ethnicity_Asian_New_York_Times.docx
@@ -7,9 +7,7 @@
         <w:pStyle w:val="Heading1"/>
       </w:pPr>
       <w:r>
-        <w:t>FILM;</w:t>
-        <w:br/>
-        <w:t>In 'Bhaji on the Beach,' Feminism Meets the Diaspora</w:t>
+        <w:t>Asian Test-Prep Centers Offer Parents Exactly What They Want: 'Results'; Notebook</w:t>
       </w:r>
     </w:p>
     <w:p>
@@ -19,22 +17,22 @@
     </w:p>
     <w:p>
       <w:r>
-        <w:t>Date: 1994-05-22</w:t>
+        <w:t>Date: 2017-10-25</w:t>
       </w:r>
     </w:p>
     <w:p>
       <w:r>
-        <w:t>Section: Section 2; ; Section 2;  Page 29;  Column 3;  Arts &amp; Leisure Desk ; Column 3;</w:t>
+        <w:t>Section: MAGAZINE</w:t>
       </w:r>
     </w:p>
     <w:p>
       <w:r>
-        <w:t>Source file: NYT/43.DOCX</w:t>
+        <w:t>Source file: NYT/25.DOCX</w:t>
       </w:r>
     </w:p>
     <w:p>
       <w:r>
-        <w:t>Raw race ethnicity result, 'race_ethnicity': Asian</w:t>
+        <w:t>Raw race ethnicity result, 'race_ethnicity': Asian (Chinese)</w:t>
       </w:r>
     </w:p>
     <w:p>
@@ -51,37 +49,57 @@
     </w:p>
     <w:p>
       <w:r>
-        <w:t>TWO YEARS AGO, GURINDER Chadha, a young Asian woman who lives in London, got financing for her first feature film, "Bhaji on the Beach." The signing took place at Barclay's Bank in London, where her father had been rejected for a job nearly 30 years earlier. Although he had worked for Barclay's in Kenya, she says, he was "laughed out of the Southall branch because he wore a turban and had a beard." The realization that she was now getting more than $1.5 million from the same branch came slowly. "I had to savor the moment," she said, "because 'Bhaji,' after all, is a documentation of me and my parents and our history."</w:t>
+        <w:t>On Main Street in Flushing, Queens's Chinatown, the GPS Academy building announces itself with a sign printed in both English and Chinese, hanging over a crush of bubble-tea shops and souvenir street vendors. Inside, exactly 10 felt pennants adorn the back wall of the main office, bearing the titles "Harvard," "Yale," "Princeton" and so on. They seem to wield a hushed influence over the academy's students, daring them to imagine one day being accepted to such universities. But it's unlikely that they really need the reminder. They've known those names for a long while.</w:t>
         <w:br/>
-        <w:t>The film has become a sleeper hit since it was first shown last summer at a festival in Locarno, Switzerland. "Bhaji on the Beach," which opened on Wednesday at Film Forum, was also shown at New Directors/New Films in March. Writing in The New York Times, Janet Maslin said that Ms. Chadha handles the material "with impressive deftness and humor."</w:t>
+        <w:t>In the lobby, a lattice of makeshift certificates papers the walls. Each crimson-bordered "GPS Academy Award" boasts a name, almost always Chinese, captioned with the kind of hallmark accomplishment that just about any parent in the area would celebrate (or simply expect) from a child. A perfect SAT score, "Stuyvesant High School," the name of an Ivy League institution. "That's what parents are looking for," says Lawrence Yan, the GPS founder and manager. "The results."</w:t>
         <w:br/>
-        <w:t>Written by Meera Syal from a story Ms. Chadha conceived with Ms. Syal, "Bhaji on the Beach" explores the discoveries that nine Asian women, spanning three generations, experience during one day. (Bhaji is a popular Indian snack food in Britain, similar to vegetable tempura.) The film traces the stories of Ginder, who has taken refuge from her abusive husband at a women's hostel, and Hashida, who finds she is pregnant by her black boyfriend. At the beach, the women learn one another's secrets, are insulted at a restaurant and, in one case, are taken shopping by a dapper Englishman.</w:t>
+        <w:t>GPS Academy is an educational enrichment business that specializes in preparation for standardized tests. Students range from seventh to 12th graders, most of them from immigrant Chinese families. Group test-prep classes like these have become a coming-of-age tradition in Asian immigrant communities, which nurse entire ecosystems of businesses like this one. According to the Bureau of Labor Statistics, a majority of New York City's 411 prep centers are rooted in Queens and Brooklyn, with over a quarter of them springing up in the past four years alone, most notably in the boroughs' Asian enclaves of Flushing and Sunset Park in Brooklyn. On the opposite coast, 861 such tutoring centers exist in California's Orange, Santa Clara and Los Angeles Counties, all heavy with Asian-American families.</w:t>
         <w:br/>
-        <w:t>Although many members of the cast, especially Lalita Ahmed and Zohra Segal, were well known in Britain because of their careers on television, "Bhaji on the Beach" provided most of the Asian actresses with their first feature roles.</w:t>
+        <w:t>At GPS, as with its competitors, one of the most popular courses focuses on New York City's Specialized High School Admissions Test, an entrance requirement for eight of the city's nine specialized high schools. (LaGuardia High, a performing-arts school, has an audition system.) Less than 20 percent of eighth graders who take the exam clear the minimum score needed to get into a specialized school, including — at the most competitive end — Stuyvesant High School, Bronx High School of Science and Brooklyn Technical High School. A typical summer class for this test at GPS lasts three hours a day, every weekday, and can cost around $1,400. But Yan says virtually all his students get into a specialized high school. He knows this because he hands out Visa gift cards once results come out: $50 for Stuyvesant, $30 for Bronx Science, $20 for the others.</w:t>
         <w:br/>
-        <w:t>During a recent visit to New York, Ms. Chadha, 34, described "Bhaji on the Beach" as "very much a British Asian film." The director grew up in Southall, a largely Punjabi neighborhood in West London, after her family moved from Kenya when she was 3. "I know the community so well," the director said. "I'm not afraid to show our weaknesses as well as our strengths."</w:t>
+        <w:t>GPS also prepares students for other exams: the SAT and the ACT, Advanced Placement exams, New York Regent Examinations. Its instructors can home in on almost any potential weak spot in a college application — even extracurricular activities and personal statements can be curated with the help of one-on-one college counseling. "You know how a GPS leads you to the place you want to go?" Yan asks. "GPS Academy is basically a place where we fulfill your dreams in terms of education. So we are navigating you to the right place."</w:t>
         <w:br/>
-        <w:t>Although she recognizes her debt to such British social-realist film makers as Tony Richardson and Ken Loach ("They always had these sassy, lippy, working-class girls dealing with problems like teen-age pregnancy and abortion"), she also included scenes reminiscent of Indian "Bollywood" movies, popular morality tales painted in lurid strokes.</w:t>
+        <w:t>The GPS staff includes Ivy League alumni and full-time high school teachers; some tutors are both. Yan himself grew up in Flushing, attending the selective Da Vinci Science and Math Institute for high school. As an adult, he worked as a financial analyst until 2011, when, feeling a lack of purpose on Wall Street, he turned to the test-prep industry. "I felt like I was just part of the process," Yan says about his former career. "But now I feel very proud when my kids get into a top school or get a very high SAT score. I see the results right away, and I feel more in control." He floods local Chinese radio stations and newspapers with ads for GPS, but he estimates that a majority of his customers arrive through simple word of mouth. "Basically," he says, "one person gets into Stuyvesant — all his relatives and friends ask where he went for prep."</w:t>
         <w:br/>
-        <w:t>" 'Bhaji' is also about subverting many expectations about women," said Ms. Chadha. One scene pokes gentle fun at feminism as Simi, the earnest leader of the group, tells her charges to "have a female fun time" on their outing. Within hours she is raging at the disintegrating group and wondering why she ever gave up smoking. (Ms. Chadha admits that the character is somewhat based on herself.) "I had a problem with the film being too womany womany. I thought people's immediate reactions would be, 'Oh, it's about Asian women; it's going to be really worthy.' With Simi's speech, they wouldn't think it was going to be 90 more minutes of male-bashing. Even though it was!"</w:t>
+        <w:t>It was in a GPS Academy class for the city high-school test, three years ago, that Join Wang first met most of his close friends. That group, now juniors at Stuyvesant and Bronx Science, regrouped again this summer for SAT classes. "It's kind of become a joke: 'What are you going to do in the summer?' 'Go to prep,'" Wang says. "We all go to prep."</w:t>
         <w:br/>
-        <w:t>June Givanni, head of the African-Caribbean unit of the British Film Institute, said, "Exploding myths is what Gurinder gets a kick out of -- putting people in contexts where they're not usually seen, like in 'Bhaji' where she puts Asian women in a seaside holiday at Blackpool, which is almost a British institution."</w:t>
+        <w:t>Wang's parents came to the United States from Fujian, China. He says it's difficult to get them to open up about their past, but he knows his mother came from an affluent family of winemakers, while his dad grew up in the countryside. They started fresh here, teaching themselves English and saving money to help family members follow; now they run a laundromat business in Elmhurst, Queens. This summer, Wang and his two younger brothers shared a room with one bunk bed, taking turns sleeping on the floor's bamboo mat. His parents were in the other bedroom, with his sister and youngest brother. If test-prep classes were ever a financial burden for them, they never showed it, brushing off Wang's questions, he says, telling him: "You're just a little kid. Calm down, and leave the finances to us."</w:t>
         <w:br/>
-        <w:t>The film was financed by Channel 4's "Film on Four" series, which also produced "My Beautiful Laundrette," "The Crying Game" and "Four Weddings and a Funeral." It has played for four months to full houses in London, thanks to some unexpected publicity (the headline of an Asian paper in London denounced it as "Sultry, Sizzling Scenes of Sari-Clad Women on the Beach") and to a female grapevine. "People underestimate women's word-of-mouth," said the director. "Women will call up their mum or their sister and say, 'Wow, this film talks to me.' "</w:t>
+        <w:t>Yan says many of his customers struggle financially but will still pay thousands if it helps ensure that their children can get into a prestigious high school, which will, presumably, lead to a prestigious college. "It's more like a culture thing, you know?" he says. "They would rather not get expensive sneakers, but they will try to put their kids in a very expensive prep school."</w:t>
         <w:br/>
-        <w:t>MS. CHADHA CAME TO FILM making through journalism. She had been a BBC radio reporter before making her first film in 1989, a short documentary titled "I'm British but . . . " about third-generation Asian immigrants, and other short films about Asian life.</w:t>
+        <w:t>Traces of the Asian tutoring industry have emerged in the United States after each wave of immigration from countries like China and South Korea, says Pyong Gap Min, a sociology professor at Queens College in the City University of New York. They began in the 1960s, Min says, after the repeal of longstanding exclusionary immigration laws — but it was in the 1980s that cities like New York first saw a notable presence of supplemental educational centers, following a swell of migration from China, Korea and South Asia. Min considers the test-prep centers of Flushing offshoots of their origin countries' rigorous "cram schools," called bǔ xí bān in China and hagwon in South Korea. This rigor is seen as necessary to keep up with national test-based systems like China's, where a single exam determines university placement. "It's Confucian to emphasize your children's education," Min says. "You go to China, Korea and Taiwan, there's after-school programs that they transplanted here."</w:t>
         <w:br/>
-        <w:t>She will inevitably be compared to film makers like Hanif Kureishi, who wrote the screenplay for "My Beautiful Laundrette." But, David Aukin, who commissioned "Bhaji" for "Film on Four," said: "Gurinder has a distinctive voice, which is never predictable. This film could never have been conceived by anyone else."</w:t>
+        <w:t>The preparation certainly pays off; Asian students from varying backgrounds are now a majority in New York's most competitive public schools. Stuyvesant is three-quarters Asian, and Bronx Science and Brooklyn Tech's shares are over 60 percent. This has come with its share of controversy; a federal complaint, filed by a coalition of advocacy groups in 2012, argued that the high-stakes, single-exam admissions process has a discriminatory impact on black and Latino children (who may find fewer resources and opportunities to prepare for it), and should consider a wider set of factors, like previous grades, interviews or teacher recommendations. (The Justice Department's Office of Civil Rights announced that it would open an investigation, though the current status of that investigation is unclear. Only the New York State Legislature — not New York City itself — can change the admissions policy for the schools.)</w:t>
         <w:br/>
-        <w:t>Ms. Chadha is currently working on a film about the early lives of Asians in Kenya who settle in Britain. Again the subject is identity and diaspora. "There's been a history of seeing difference, in terms of culture and race, as problematic," she said. "For me, difference is celebratory."</w:t>
+        <w:t>But David Lee — a Brooklyn Technical High School class of 1978 alumnus — argues that students at the three most competitive specialized schools are not necessarily economically privileged: About 40 to 60 percent of them qualify for free or reduced-price lunches. Lee is a leader of Coalition Edu, a group that defends the test-based admissions policy, joining a chorus of former students who say cultural values and an exceptional work ethic have pushed Asians of all income groups to excel in the specialized high school system.</w:t>
         <w:br/>
+        <w:t>Jennifer Lee, a professor of sociology at Columbia University, says such perceptions of Asian exceptionalism percolate in both liberal and conservative circles, with conservatives using Asian success as a main point in arguing against affirmative-action policies. But that shouldn't suggest, she says, that other minorities don't value hard work or education. She argues in "The Asian American Achievement Paradox," her 2015 book with Min Zhou, that much of Asian-Americans' educational attainment actually stems from a hyperselective immigration policy: A2015 census report found that a majority of Chinese immigrants have college degrees, a distinction matched by fewer than one-third of Americans as a whole and only 16 percent of the population in China itself.</w:t>
         <w:br/>
-        <w:t>Graphic</w:t>
+        <w:t>The fortunes of educated Asian immigrants become what's known as "ethnic capital," a stock of knowledge and resources that can trickle down — through networks ranging from test-prep centers to religious institutions to ordinary family and social connections in immigrant enclaves — and benefit less established families as well. According to David Lee, demand for supplemental classes is higher for Asian immigrant families that are not as wealthy: "They're hungrier," he says. "They need to have this as a steppingstone." And since they're often utterly unfamiliar with the American college-admissions process, having obtained degrees overseas or not at all, test-prep schools can be an essential tool. "So working-class families sacrifice what they have," he says.</w:t>
         <w:br/>
+        <w:t>Join Wang still remembers the pressure of the city test in eighth grade, which had everyone competing for admission to Stuyvesant. He felt nervous during the beginning and the end of the exam and believes he was too careless in the middle. Rushing through without checking his work is, he says, "a pretty big problem for me." Early the next year, when scores were revealed, his middle-school Spanish class became a flurry of children opening letters and discovering their test scores. Wang read "551" on his own letter — just a few points short, he'd later learn, of a score that could have won him a place at Stuyvesant. He was able to hold his tears back until a classmate noticed his downcast face and offered a hug. He politely declined. That's when the sobs came. "It was kind of like anarchy," he recalls. "They made sure to give it to us the last class in case this happened."</w:t>
         <w:br/>
-        <w:t xml:space="preserve"> </w:t>
+        <w:t>The conversation with his parents that night seemed anticlimactic in comparison. "I got into Bronx Science," he said, as if confessing to a small disobedience. "Oh, it's not the end of the world," his dad responded. But Wang couldn't help feeling disappointed. "You know, they're my parents," he says. "I don't want to make them sad or anything."</w:t>
         <w:br/>
-        <w:t>Photos: Gurinder Chadha, the director of "Bhaji on the Beach" -- Is it male-bashing? (Fred R. Conrad/The New York Times); Peter Cellier and Lalita Ahmed in "Bhaji on the Beach" -- A film about, among other things, "subverting many expectations about women," the director says. (Film Forum)</w:t>
+        <w:t>Wang has never thought of his mother and father as "tiger parents," that stereotype of the cold, disapproving Asian parents who demand success, on threat of denouncing their child as a dishonor to the family. Wang's parents, he says, just want him to be happy. "But my dad also wants me to get into Harvard, just like every other Asian dad!" he says with a laugh.</w:t>
+        <w:br/>
+        <w:t>His comments reflect the unspoken contract that the children of immigrants often perceive: Because our parents sacrificed so much for us, we will always be in their debt. Those expectations weighed heavily over my own hometown, Cupertino, Calif., an affluent suburb full of Asian immigrants working high-skill STEM jobs in Silicon Valley. Local parents poured exorbitant shares of their income into mortgages to secure their children spots in public schools regularly ranked among the nation's best — and then poured even more into supplementary tutoring classes, music lessons, sports leagues and more.</w:t>
+        <w:br/>
+        <w:t>I did not quite express the same gratitude for this as Wang does. I spent my time fuming over being born into a hypercompetitive bubble and missing out on the "true" high school experience. When the time came for summer SAT classes, I made a point of not paying attention or finishing the homework packets, out of sheer annoyance with my parents. I wished I could just live a "normal" life. But as soon as I escaped the Bay Area and moved to the Midwest, I saw that being normal was never entirely possible for me, whether socially or professionally. "The Asian American Achievement Paradox" touches on this, too: Despite supposedly positive stereotypes of Asians, we still face what Lee calls a "bamboo ceiling," keeping us from leadership positions and from recognition in more subjective career fields — which tend not to favor a demographic that lacks networking connections and has long been imagined to be uncreative or submissive. This, she says, is why some Asian immigrant parents view their children's future through such narrow lenses. "In order for their kids to succeed as minorities," she says, "having the right credentials, scoring well and getting into a top school can achieve mobility in a field where you might be less likely to experience discrimination."</w:t>
+        <w:br/>
+        <w:t>There's also the concept Lee calls "parental bragging rights." When immigrants move to the United States, she points out, they often experience a drop in status — socially, professionally and legally. Some will never regain that stature, settling over the long term for more menial jobs. But they may attempt to recoup some standing through their children's success. Chris Kwok, a 1992 Stuyvesant graduate who knows Wang from church, grew up in a working-class family in Flushing; in China, his father had been an engineer, but in Queens, he worked as a blue-collar city contractor, and Kwok's mother was employed in a garment factory. For his first summer prep class, Kwok recalls: "I made no decision. It was just, 'This is what you're doing.'"</w:t>
+        <w:br/>
+        <w:t>The programs he attended in the late 1980s, he remembers, were "terrible," but at least half his classmates got into either Stuyvesant or Bronx Science, in part because the classes forced a certain kind of discipline. "My parents spent money that they earned," he says. "The message is that you're supposed to be paying attention to studying. If you didn't, you know, you just felt guilty."</w:t>
+        <w:br/>
+        <w:t>Now that Wang is halfway through high school, he wonders at times where he will go from there. He admits that he would like to leave New York and try being independent for a while. But, he says, "my No. 1 priority is making my parents happy, because they have done so much for me. After that is what I like."</w:t>
+        <w:br/>
+        <w:t>On a recent Saturday, Wang was logging in to check his SAT results at a Thai cafe near his house, tapping at the screen as if playing some mobile game. "Oh!" he exclaimed, breaking into a sly smile at the score that emerged. "Checking my answers was so worth it."</w:t>
+        <w:br/>
+        <w:t>Was he going to celebrate? Wang wasn't sure; it might be premature. His parents had already started him on private college counseling. He would have plenty of time to relax and pursue hobbies later, he said — once he had a solid job. I was reminded of a phrase he had recited earlier, one that almost every Chinese child has heard, including me: "Xiān kǔ hòu tián." First bitter, then sweet.</w:t>
+        <w:br/>
+        <w:t xml:space="preserve">Alice Yin is an intern at the magazine. </w:t>
+        <w:br/>
+        <w:t>PHOTO: GPS Academy test prep center in Flushing, Queens. (PHOTOGRAPH BY Alice Yin for The New York Times FOR THE NEW YORK TIMES)</w:t>
       </w:r>
     </w:p>
     <w:sectPr>

--- a/example_articles/race_ethnicity/Asian/3.race_ethnicity_Asian_New_York_Times.docx
+++ b/example_articles/race_ethnicity/Asian/3.race_ethnicity_Asian_New_York_Times.docx
@@ -7,7 +7,7 @@
         <w:pStyle w:val="Heading1"/>
       </w:pPr>
       <w:r>
-        <w:t>Asian Test-Prep Centers Offer Parents Exactly What They Want: 'Results'; Notebook</w:t>
+        <w:t>A Memoir of Filipino American Family Life in the Wake of Colonialism; nonfiction</w:t>
       </w:r>
     </w:p>
     <w:p>
@@ -17,22 +17,22 @@
     </w:p>
     <w:p>
       <w:r>
-        <w:t>Date: 2017-10-25</w:t>
+        <w:t>Date: 2021-10-12</w:t>
       </w:r>
     </w:p>
     <w:p>
       <w:r>
-        <w:t>Section: MAGAZINE</w:t>
+        <w:t>Section: BOOKS; review</w:t>
       </w:r>
     </w:p>
     <w:p>
       <w:r>
-        <w:t>Source file: NYT/25.DOCX</w:t>
+        <w:t>Source file: NYT/10.DOCX</w:t>
       </w:r>
     </w:p>
     <w:p>
       <w:r>
-        <w:t>Raw race ethnicity result, 'race_ethnicity': Asian (Chinese)</w:t>
+        <w:t>Raw race ethnicity result, 'race_ethnicity': Asian (Filipino)</w:t>
       </w:r>
     </w:p>
     <w:p>
@@ -49,57 +49,43 @@
     </w:p>
     <w:p>
       <w:r>
-        <w:t>On Main Street in Flushing, Queens's Chinatown, the GPS Academy building announces itself with a sign printed in both English and Chinese, hanging over a crush of bubble-tea shops and souvenir street vendors. Inside, exactly 10 felt pennants adorn the back wall of the main office, bearing the titles "Harvard," "Yale," "Princeton" and so on. They seem to wield a hushed influence over the academy's students, daring them to imagine one day being accepted to such universities. But it's unlikely that they really need the reminder. They've known those names for a long while.</w:t>
+        <w:t>CONCEPCION</w:t>
         <w:br/>
-        <w:t>In the lobby, a lattice of makeshift certificates papers the walls. Each crimson-bordered "GPS Academy Award" boasts a name, almost always Chinese, captioned with the kind of hallmark accomplishment that just about any parent in the area would celebrate (or simply expect) from a child. A perfect SAT score, "Stuyvesant High School," the name of an Ivy League institution. "That's what parents are looking for," says Lawrence Yan, the GPS founder and manager. "The results."</w:t>
+        <w:t>An Immigrant Family's Fortunes</w:t>
         <w:br/>
-        <w:t>GPS Academy is an educational enrichment business that specializes in preparation for standardized tests. Students range from seventh to 12th graders, most of them from immigrant Chinese families. Group test-prep classes like these have become a coming-of-age tradition in Asian immigrant communities, which nurse entire ecosystems of businesses like this one. According to the Bureau of Labor Statistics, a majority of New York City's 411 prep centers are rooted in Queens and Brooklyn, with over a quarter of them springing up in the past four years alone, most notably in the boroughs' Asian enclaves of Flushing and Sunset Park in Brooklyn. On the opposite coast, 861 such tutoring centers exist in California's Orange, Santa Clara and Los Angeles Counties, all heavy with Asian-American families.</w:t>
+        <w:t>By Albert Samaha</w:t>
         <w:br/>
-        <w:t>At GPS, as with its competitors, one of the most popular courses focuses on New York City's Specialized High School Admissions Test, an entrance requirement for eight of the city's nine specialized high schools. (LaGuardia High, a performing-arts school, has an audition system.) Less than 20 percent of eighth graders who take the exam clear the minimum score needed to get into a specialized school, including — at the most competitive end — Stuyvesant High School, Bronx High School of Science and Brooklyn Technical High School. A typical summer class for this test at GPS lasts three hours a day, every weekday, and can cost around $1,400. But Yan says virtually all his students get into a specialized high school. He knows this because he hands out Visa gift cards once results come out: $50 for Stuyvesant, $30 for Bronx Science, $20 for the others.</w:t>
+        <w:t>Albert Samaha's memoir, "Concepcion: An Immigrant Family's Fortunes," stirred middle school memories of my immigrant friend André. André was a short, dark, pugnacious kid who, after breaking my nose on a basketball court, introduced me to the martial art of Filipino cussing. Like a Pinoy Prospero shipwrecked on San Francisco shores by the violent undulations of global history, André taught me to curse like Caliban, combining "putang," a variation on the Spanish word for prostitute, with "ina mo," a Tagalog phrase for "your mother" that jingled in my adolescent ears like the English "eenie meenie miney mo."</w:t>
         <w:br/>
-        <w:t>GPS also prepares students for other exams: the SAT and the ACT, Advanced Placement exams, New York Regent Examinations. Its instructors can home in on almost any potential weak spot in a college application — even extracurricular activities and personal statements can be curated with the help of one-on-one college counseling. "You know how a GPS leads you to the place you want to go?" Yan asks. "GPS Academy is basically a place where we fulfill your dreams in terms of education. So we are navigating you to the right place."</w:t>
+        <w:t>Though we shared Spanish words and working-class roots, André and I had no clue how our family stories echoed the ebb and tide of empires, ancient and modern. Different factors — the profitable tropicalization of our experiences by the media, the daunting challenges of tying imperial forces to personal history, the fear and shame that self-censor us into silence about difficult truths in our families — prevent many a diasporic writer from telling these urgently needed stories. Last year, in her prizewinning essay collection "Minor Feelings," Cathy Park Hong decried this gap in literature, noting, for example, how Asian American family stories too often "set trauma in a distant mother country or within an insular Asian family to ensure that their pain is not a reproof against American imperial geopolitics or domestic racism." The "outlying forces that cause their pain," Park wrote, "are remote enough to allow everyone, including the reader, off the hook."</w:t>
         <w:br/>
-        <w:t>The GPS staff includes Ivy League alumni and full-time high school teachers; some tutors are both. Yan himself grew up in Flushing, attending the selective Da Vinci Science and Math Institute for high school. As an adult, he worked as a financial analyst until 2011, when, feeling a lack of purpose on Wall Street, he turned to the test-prep industry. "I felt like I was just part of the process," Yan says about his former career. "But now I feel very proud when my kids get into a top school or get a very high SAT score. I see the results right away, and I feel more in control." He floods local Chinese radio stations and newspapers with ads for GPS, but he estimates that a majority of his customers arrive through simple word of mouth. "Basically," he says, "one person gets into Stuyvesant — all his relatives and friends ask where he went for prep."</w:t>
+        <w:t>"Concepcion" puts us forcefully and unapologetically on the hook of U.S. imperial history and its role in shaping Filipino and American identity — and never lets us off. Samaha, a former defensive back at the University of San Diego raised by a Filipino mother, makes his offensive posture clear early on: "For generations, my ancestors navigated the wakes of distant empires, adapting to distant whims, imprinted with the knowledge that their homeland served the needs of distant people, stuck on the wrong side of the colonized world until America invited us in. It seemed intuitive to me that as outsiders we had to pay an entry fee, prove ourselves worthy additions to the empire, deserving the comforts it boasted."</w:t>
         <w:br/>
-        <w:t>It was in a GPS Academy class for the city high-school test, three years ago, that Join Wang first met most of his close friends. That group, now juniors at Stuyvesant and Bronx Science, regrouped again this summer for SAT classes. "It's kind of become a joke: 'What are you going to do in the summer?' 'Go to prep,'" Wang says. "We all go to prep."</w:t>
+        <w:t>Taking us far from the boorish anti-imperialist cursing of a schoolyard Caliban, "Concepcion" tells a sophisticated tale. Samaha, a journalist who now works as the inequality editor at BuzzFeed, combines meticulous research into the epic of Spanish, U.S. and other great powers' colonization of the Philippines with the more intimate story of his mother's family, the Concepcions, with whom he grew up in the San Francisco Bay Area.</w:t>
         <w:br/>
-        <w:t>Wang's parents came to the United States from Fujian, China. He says it's difficult to get them to open up about their past, but he knows his mother came from an affluent family of winemakers, while his dad grew up in the countryside. They started fresh here, teaching themselves English and saving money to help family members follow; now they run a laundromat business in Elmhurst, Queens. This summer, Wang and his two younger brothers shared a room with one bunk bed, taking turns sleeping on the floor's bamboo mat. His parents were in the other bedroom, with his sister and youngest brother. If test-prep classes were ever a financial burden for them, they never showed it, brushing off Wang's questions, he says, telling him: "You're just a little kid. Calm down, and leave the finances to us."</w:t>
+        <w:t>To construct the grand narrative canal connecting the sea of global history to the river of family history, Samaha adopts a nonlinear approach, moving back and forth across time and space in each chapter. In one, for example, a retelling of Ferdinand Magellan's fateful "discovery" of the Philippine archipelago in 1521 flows into the contemporary migration story of his uncle Spanky. Spanky, Samaha tells us, was a popular "rock star" who entertained both adoring fans and the U.S.-backed dictator Ferdinand Marcos, who ruled over them in Manila, before migrating to join his family in California, where he worked as a baggage handler at the San Francisco airport.</w:t>
         <w:br/>
-        <w:t>Yan says many of his customers struggle financially but will still pay thousands if it helps ensure that their children can get into a prestigious high school, which will, presumably, lead to a prestigious college. "It's more like a culture thing, you know?" he says. "They would rather not get expensive sneakers, but they will try to put their kids in a very expensive prep school."</w:t>
+        <w:t>The account of Spanky's dive from fame and fortune to a déclassé life as an airport worker is one of several such tales in Samaha's book, object lessons about the "height of the climb and the length of the fall" for the once-elite Concepcion family, as they pursue the American dream — a concept, he notes, that may be "outdated" but nevertheless endures.</w:t>
         <w:br/>
-        <w:t>Traces of the Asian tutoring industry have emerged in the United States after each wave of immigration from countries like China and South Korea, says Pyong Gap Min, a sociology professor at Queens College in the City University of New York. They began in the 1960s, Min says, after the repeal of longstanding exclusionary immigration laws — but it was in the 1980s that cities like New York first saw a notable presence of supplemental educational centers, following a swell of migration from China, Korea and South Asia. Min considers the test-prep centers of Flushing offshoots of their origin countries' rigorous "cram schools," called bǔ xí bān in China and hagwon in South Korea. This rigor is seen as necessary to keep up with national test-based systems like China's, where a single exam determines university placement. "It's Confucian to emphasize your children's education," Min says. "You go to China, Korea and Taiwan, there's after-school programs that they transplanted here."</w:t>
+        <w:t>At the bighearted center of "Concepcion" is Samaha's desire "to honor my elders who built the foundation I was born onto, and to offer an account of their journeys for the historical record." Here he succeeds ably, putting a human face and history on a huge, but mostly faceless community largely left out of the Asian American canon and U.S. literature generally.</w:t>
         <w:br/>
-        <w:t>The preparation certainly pays off; Asian students from varying backgrounds are now a majority in New York's most competitive public schools. Stuyvesant is three-quarters Asian, and Bronx Science and Brooklyn Tech's shares are over 60 percent. This has come with its share of controversy; a federal complaint, filed by a coalition of advocacy groups in 2012, argued that the high-stakes, single-exam admissions process has a discriminatory impact on black and Latino children (who may find fewer resources and opportunities to prepare for it), and should consider a wider set of factors, like previous grades, interviews or teacher recommendations. (The Justice Department's Office of Civil Rights announced that it would open an investigation, though the current status of that investigation is unclear. Only the New York State Legislature — not New York City itself — can change the admissions policy for the schools.)</w:t>
+        <w:t>Samaha's remedy to the endemic erasure of the Filipino diaspora — the fourth-largest in the United States, he reminds us — involves recounting fascinating stories, like that of his great-aunt Caridad, a student who became a spy for the Allies in Manila during World War II. In one especially poignant episode reflecting the deep roots of the anti-imperialist struggle in the Philippines, a Japanese soldier threatens to swipe at Caridad's head with his sword because he suspects her of collecting information about the American P.O.W.s to whom she is delivering food (as well as, secretly, letters, medicine and updates on the state of the war). "Caridad kept cool," Samaha tells us, because "she had imagined this moment, prepared for it as keenly as she studied for exams or brushed her loose curls before dances. For centuries her ancestors had dealt with colonizers, studied their desires and prejudices, and learned survival tactics they passed on through generations."</w:t>
         <w:br/>
-        <w:t>But David Lee — a Brooklyn Technical High School class of 1978 alumnus — argues that students at the three most competitive specialized schools are not necessarily economically privileged: About 40 to 60 percent of them qualify for free or reduced-price lunches. Lee is a leader of Coalition Edu, a group that defends the test-based admissions policy, joining a chorus of former students who say cultural values and an exceptional work ethic have pushed Asians of all income groups to excel in the specialized high school system.</w:t>
+        <w:t>"Concepcion" also raises the galling legacy of empire that has moved some of our relatives to gush over and vote for a strongman like Donald Trump, despite his poisonous racism. Samaha portrays the complicated nature of his mother Lucy's Trumpismo in scenes between the two that open and conclude the book. Lucy raised Samaha alone while working at numerous jobs to pursue her version of the American dream: "the best education I can give to my son." Samaha clearly loves his deeply religious mother, but frequently runs up against her "impenetrable fortress of circular logic" in some of the book's most compelling episodes. "Concepcion" invites us into the family's living room conversation in the industrial suburb of Vallejo. In the process, we become privy to the manner in which two separate but linked political phenomena — the colonial history of the Philippines and the resurgence of the radical right in the United States — act as a vise grip on the hearts and minds of our relatives who support extremists like Trump. A similar logic, we're told, leads other family members to join Samaha's uncle Pepo in supporting Rodrigo Duterte, the famously brutal Philippine dictator who once told soldiers to shoot female rebels "in the vagina."</w:t>
         <w:br/>
-        <w:t>Jennifer Lee, a professor of sociology at Columbia University, says such perceptions of Asian exceptionalism percolate in both liberal and conservative circles, with conservatives using Asian success as a main point in arguing against affirmative-action policies. But that shouldn't suggest, she says, that other minorities don't value hard work or education. She argues in "The Asian American Achievement Paradox," her 2015 book with Min Zhou, that much of Asian-Americans' educational attainment actually stems from a hyperselective immigration policy: A2015 census report found that a majority of Chinese immigrants have college degrees, a distinction matched by fewer than one-third of Americans as a whole and only 16 percent of the population in China itself.</w:t>
+        <w:t>"Concepcion" is at its best when it shares the lessons Filipinos have to teach those of us grappling with life in a kingdom of the north whose growing divisions between rich and poor, and politics of extremism, increasingly resemble those it fostered and still supports in the global south.</w:t>
         <w:br/>
-        <w:t>The fortunes of educated Asian immigrants become what's known as "ethnic capital," a stock of knowledge and resources that can trickle down — through networks ranging from test-prep centers to religious institutions to ordinary family and social connections in immigrant enclaves — and benefit less established families as well. According to David Lee, demand for supplemental classes is higher for Asian immigrant families that are not as wealthy: "They're hungrier," he says. "They need to have this as a steppingstone." And since they're often utterly unfamiliar with the American college-admissions process, having obtained degrees overseas or not at all, test-prep schools can be an essential tool. "So working-class families sacrifice what they have," he says.</w:t>
+        <w:t>In places, Samaha's passion for history on an epic scale overwhelms his more intimate family story, slowing his narrative and diluting its emotional heft. His book left me wanting more of the dramatic yet homey scenes featuring him and his mother, and more of the very physical but politically subtle storytelling that characterizes other recent narratives of Filipino American experience, including Grace Talusan's memoir "The Body Papers" and Elaine Castillo's novel "America Is Not the Heart." In "Concepcion," summary sometimes occupies the spaces where scenes and dialogue might have been more elucidating. In the parts of the book where Samaha does deploy these tools, the important issues he explores — migration, racism, colonialism, identity — burrow into us, making vivid the contradictions that define us.</w:t>
         <w:br/>
-        <w:t>Join Wang still remembers the pressure of the city test in eighth grade, which had everyone competing for admission to Stuyvesant. He felt nervous during the beginning and the end of the exam and believes he was too careless in the middle. Rushing through without checking his work is, he says, "a pretty big problem for me." Early the next year, when scores were revealed, his middle-school Spanish class became a flurry of children opening letters and discovering their test scores. Wang read "551" on his own letter — just a few points short, he'd later learn, of a score that could have won him a place at Stuyvesant. He was able to hold his tears back until a classmate noticed his downcast face and offered a hug. He politely declined. That's when the sobs came. "It was kind of like anarchy," he recalls. "They made sure to give it to us the last class in case this happened."</w:t>
+        <w:t>Samaha is to be admired for taking on the exceptionally difficult task of navigating the abyss of imperial history in order to make clear its invisible but destiny-altering pull on all of us. "Concepcion" does for readers what André did for me, teaching us to curse at empire but with the one-two punch of epic and intimate history.</w:t>
         <w:br/>
-        <w:t>The conversation with his parents that night seemed anticlimactic in comparison. "I got into Bronx Science," he said, as if confessing to a small disobedience. "Oh, it's not the end of the world," his dad responded. But Wang couldn't help feeling disappointed. "You know, they're my parents," he says. "I don't want to make them sad or anything."</w:t>
+        <w:t xml:space="preserve">Roberto Lovato is a journalist and the author of "Unforgetting: A Memoir of Family, Migration, Gangs, and Revolution in the Americas." CONCEPCION An Immigrant Family's Fortunes By Albert Samaha 384 pp. Riverhead. $28. </w:t>
         <w:br/>
-        <w:t>Wang has never thought of his mother and father as "tiger parents," that stereotype of the cold, disapproving Asian parents who demand success, on threat of denouncing their child as a dishonor to the family. Wang's parents, he says, just want him to be happy. "But my dad also wants me to get into Harvard, just like every other Asian dad!" he says with a laugh.</w:t>
+        <w:t>PHOTO: Albert Samaha and his mother in December 2004. (PHOTOGRAPH VIA ALBERT SAMAHA)</w:t>
         <w:br/>
-        <w:t>His comments reflect the unspoken contract that the children of immigrants often perceive: Because our parents sacrificed so much for us, we will always be in their debt. Those expectations weighed heavily over my own hometown, Cupertino, Calif., an affluent suburb full of Asian immigrants working high-skill STEM jobs in Silicon Valley. Local parents poured exorbitant shares of their income into mortgages to secure their children spots in public schools regularly ranked among the nation's best — and then poured even more into supplementary tutoring classes, music lessons, sports leagues and more.</w:t>
+        <w:t>Related Articles</w:t>
         <w:br/>
-        <w:t>I did not quite express the same gratitude for this as Wang does. I spent my time fuming over being born into a hypercompetitive bubble and missing out on the "true" high school experience. When the time came for summer SAT classes, I made a point of not paying attention or finishing the homework packets, out of sheer annoyance with my parents. I wished I could just live a "normal" life. But as soon as I escaped the Bay Area and moved to the Midwest, I saw that being normal was never entirely possible for me, whether socially or professionally. "The Asian American Achievement Paradox" touches on this, too: Despite supposedly positive stereotypes of Asians, we still face what Lee calls a "bamboo ceiling," keeping us from leadership positions and from recognition in more subjective career fields — which tend not to favor a demographic that lacks networking connections and has long been imagined to be uncreative or submissive. This, she says, is why some Asian immigrant parents view their children's future through such narrow lenses. "In order for their kids to succeed as minorities," she says, "having the right credentials, scoring well and getting into a top school can achieve mobility in a field where you might be less likely to experience discrimination."</w:t>
-        <w:br/>
-        <w:t>There's also the concept Lee calls "parental bragging rights." When immigrants move to the United States, she points out, they often experience a drop in status — socially, professionally and legally. Some will never regain that stature, settling over the long term for more menial jobs. But they may attempt to recoup some standing through their children's success. Chris Kwok, a 1992 Stuyvesant graduate who knows Wang from church, grew up in a working-class family in Flushing; in China, his father had been an engineer, but in Queens, he worked as a blue-collar city contractor, and Kwok's mother was employed in a garment factory. For his first summer prep class, Kwok recalls: "I made no decision. It was just, 'This is what you're doing.'"</w:t>
-        <w:br/>
-        <w:t>The programs he attended in the late 1980s, he remembers, were "terrible," but at least half his classmates got into either Stuyvesant or Bronx Science, in part because the classes forced a certain kind of discipline. "My parents spent money that they earned," he says. "The message is that you're supposed to be paying attention to studying. If you didn't, you know, you just felt guilty."</w:t>
-        <w:br/>
-        <w:t>Now that Wang is halfway through high school, he wonders at times where he will go from there. He admits that he would like to leave New York and try being independent for a while. But, he says, "my No. 1 priority is making my parents happy, because they have done so much for me. After that is what I like."</w:t>
-        <w:br/>
-        <w:t>On a recent Saturday, Wang was logging in to check his SAT results at a Thai cafe near his house, tapping at the screen as if playing some mobile game. "Oh!" he exclaimed, breaking into a sly smile at the score that emerged. "Checking my answers was so worth it."</w:t>
-        <w:br/>
-        <w:t>Was he going to celebrate? Wang wasn't sure; it might be premature. His parents had already started him on private college counseling. He would have plenty of time to relax and pursue hobbies later, he said — once he had a solid job. I was reminded of a phrase he had recited earlier, one that almost every Chinese child has heard, including me: "Xiān kǔ hòu tián." First bitter, then sweet.</w:t>
-        <w:br/>
-        <w:t xml:space="preserve">Alice Yin is an intern at the magazine. </w:t>
-        <w:br/>
-        <w:t>PHOTO: GPS Academy test prep center in Flushing, Queens. (PHOTOGRAPH BY Alice Yin for The New York Times FOR THE NEW YORK TIMES)</w:t>
+        <w:t>When Providing for Your Family Means Leaving It Behind</w:t>
       </w:r>
     </w:p>
     <w:sectPr>
